--- a/docs/legal/Click-n-likes-Website-Terms-DRAFT.docx
+++ b/docs/legal/Click-n-likes-Website-Terms-DRAFT.docx
@@ -428,6 +428,38 @@
           <w:sz w:val="23"/>
           <w:szCs w:val="23"/>
         </w:rPr>
+        <w:t xml:space="preserve">If life gets in the way</w:t>
+      </w:r>
+    </w:p>
+    <w:p>
+      <w:pPr>
+        <w:spacing w:after="140" w:line="280"/>
+      </w:pPr>
+      <w:r>
+        <w:rPr>
+          <w:b w:val="false"/>
+          <w:bCs w:val="false"/>
+          <w:i w:val="false"/>
+          <w:iCs w:val="false"/>
+          <w:color w:val="222222"/>
+          <w:sz w:val="21"/>
+          <w:szCs w:val="21"/>
+        </w:rPr>
+        <w:t xml:space="preserve">Work stalls sometimes, and we would rather you came back than lost money. If we have not heard from you for 30 days we will write and check in. You can pause the engagement once per term for up to 60 days, and the term simply extends by however long you pause — nothing is forfeited and nothing is charged for a paused month. If we hear nothing for 30 days after that check-in, we may end the engagement, in which case the month in progress is not refunded but every other prepaid month comes back to you. We never charge for a month in which we did no work.</w:t>
+      </w:r>
+    </w:p>
+    <w:p>
+      <w:pPr>
+        <w:spacing w:after="90" w:before="240"/>
+      </w:pPr>
+      <w:r>
+        <w:rPr>
+          <w:b/>
+          <w:bCs/>
+          <w:color w:val="2C8F88"/>
+          <w:sz w:val="23"/>
+          <w:szCs w:val="23"/>
+        </w:rPr>
         <w:t xml:space="preserve">Cancellation</w:t>
       </w:r>
     </w:p>
